--- a/Code/Template.docx
+++ b/Code/Template.docx
@@ -6,6 +6,7 @@
       <w:pPr>
         <w:pStyle w:val="Title"/>
       </w:pPr>
+      <w:bookmarkStart w:id="0" w:name="SuppMat"/>
       <w:r>
         <w:t>Word template</w:t>
       </w:r>
@@ -16,14 +17,6 @@
       </w:pPr>
       <w:r>
         <w:t>Sarah J. Hart</w:t>
-      </w:r>
-    </w:p>
-    <w:p>
-      <w:pPr>
-        <w:pStyle w:val="Author"/>
-      </w:pPr>
-      <w:r>
-        <w:t>July 25, 2021</w:t>
       </w:r>
     </w:p>
     <w:p>
@@ -78,7 +71,7 @@
       <w:r>
         <w:t>Header 4</w:t>
       </w:r>
-      <w:bookmarkStart w:id="0" w:name="ref-abatzoglou_west_2017"/>
+      <w:bookmarkStart w:id="1" w:name="ref-abatzoglou_west_2017"/>
     </w:p>
     <w:p>
       <w:pPr>
@@ -151,7 +144,7 @@
         </w:rPr>
         <w:t xml:space="preserve">Table </w:t>
       </w:r>
-      <w:bookmarkStart w:id="1" w:name="outbreaksummary"/>
+      <w:bookmarkStart w:id="2" w:name="outbreaksummary"/>
       <w:r>
         <w:rPr>
           <w:b/>
@@ -183,7 +176,7 @@
         </w:rPr>
         <w:fldChar w:fldCharType="end"/>
       </w:r>
-      <w:bookmarkEnd w:id="1"/>
+      <w:bookmarkEnd w:id="2"/>
       <w:r>
         <w:rPr>
           <w:b/>
@@ -194,7 +187,7 @@
         <w:t>Summary of outbreak characteristics. The quiescent period length was calculated as the number of years between outbreak cessation and the</w:t>
       </w:r>
     </w:p>
-    <w:bookmarkEnd w:id="0"/>
+    <w:bookmarkEnd w:id="1"/>
     <w:tbl>
       <w:tblPr>
         <w:tblStyle w:val="TableGrid"/>
@@ -202,10 +195,10 @@
         <w:tblLook w:val="04A0" w:firstRow="1" w:lastRow="0" w:firstColumn="1" w:lastColumn="0" w:noHBand="0" w:noVBand="1"/>
       </w:tblPr>
       <w:tblGrid>
-        <w:gridCol w:w="2574"/>
-        <w:gridCol w:w="2574"/>
-        <w:gridCol w:w="2574"/>
-        <w:gridCol w:w="2574"/>
+        <w:gridCol w:w="2518"/>
+        <w:gridCol w:w="2518"/>
+        <w:gridCol w:w="2517"/>
+        <w:gridCol w:w="2517"/>
       </w:tblGrid>
       <w:tr>
         <w:tc>
@@ -291,32 +284,9 @@
           </w:p>
         </w:tc>
       </w:tr>
+      <w:bookmarkEnd w:id="0"/>
     </w:tbl>
-    <w:p>
-      <w:pPr>
-        <w:pStyle w:val="BodyText"/>
-      </w:pPr>
-    </w:p>
-    <w:p>
-      <w:pPr>
-        <w:pStyle w:val="Figure"/>
-      </w:pPr>
-      <w:bookmarkStart w:id="2" w:name="_Ref183442114"/>
-      <w:r>
-        <w:t xml:space="preserve">Figure </w:t>
-      </w:r>
-      <w:fldSimple w:instr=" SEQ Figure \* ARABIC ">
-        <w:r>
-          <w:t>1</w:t>
-        </w:r>
-      </w:fldSimple>
-      <w:bookmarkEnd w:id="2"/>
-    </w:p>
-    <w:p>
-      <w:pPr>
-        <w:pStyle w:val="BodyText"/>
-      </w:pPr>
-    </w:p>
+    <w:p/>
     <w:sectPr>
       <w:footerReference w:type="even" r:id="rId7"/>
       <w:footerReference w:type="default" r:id="rId8"/>
@@ -333,6 +303,9 @@
 <w:endnotes xmlns:wpc="http://schemas.microsoft.com/office/word/2010/wordprocessingCanvas" xmlns:cx="http://schemas.microsoft.com/office/drawing/2014/chartex" xmlns:cx1="http://schemas.microsoft.com/office/drawing/2015/9/8/chartex" xmlns:cx2="http://schemas.microsoft.com/office/drawing/2015/10/21/chartex" xmlns:cx3="http://schemas.microsoft.com/office/drawing/2016/5/9/chartex" xmlns:cx4="http://schemas.microsoft.com/office/drawing/2016/5/10/chartex" xmlns:cx5="http://schemas.microsoft.com/office/drawing/2016/5/11/chartex" xmlns:cx6="http://schemas.microsoft.com/office/drawing/2016/5/12/chartex" xmlns:cx7="http://schemas.microsoft.com/office/drawing/2016/5/13/chartex" xmlns:cx8="http://schemas.microsoft.com/office/drawing/2016/5/14/chartex" xmlns:mc="http://schemas.openxmlformats.org/markup-compatibility/2006" xmlns:aink="http://schemas.microsoft.com/office/drawing/2016/ink" xmlns:am3d="http://schemas.microsoft.com/office/drawing/2017/model3d" xmlns:o="urn:schemas-microsoft-com:office:office" xmlns:oel="http://schemas.microsoft.com/office/2019/extlst" xmlns:r="http://schemas.openxmlformats.org/officeDocument/2006/relationships" xmlns:m="http://schemas.openxmlformats.org/officeDocument/2006/math" xmlns:v="urn:schemas-microsoft-com:vml" xmlns:wp14="http://schemas.microsoft.com/office/word/2010/wordprocessingDrawing" xmlns:wp="http://schemas.openxmlformats.org/drawingml/2006/wordprocessingDrawing" xmlns:w10="urn:schemas-microsoft-com:office:word" xmlns:w="http://schemas.openxmlformats.org/wordprocessingml/2006/main" xmlns:w14="http://schemas.microsoft.com/office/word/2010/wordml" xmlns:w15="http://schemas.microsoft.com/office/word/2012/wordml" xmlns:w16cex="http://schemas.microsoft.com/office/word/2018/wordml/cex" xmlns:w16cid="http://schemas.microsoft.com/office/word/2016/wordml/cid" xmlns:w16="http://schemas.microsoft.com/office/word/2018/wordml" xmlns:w16du="http://schemas.microsoft.com/office/word/2023/wordml/word16du" xmlns:w16sdtdh="http://schemas.microsoft.com/office/word/2020/wordml/sdtdatahash" xmlns:w16sdtfl="http://schemas.microsoft.com/office/word/2024/wordml/sdtformatlock" xmlns:w16se="http://schemas.microsoft.com/office/word/2015/wordml/symex" xmlns:wpg="http://schemas.microsoft.com/office/word/2010/wordprocessingGroup" xmlns:wpi="http://schemas.microsoft.com/office/word/2010/wordprocessingInk" xmlns:wne="http://schemas.microsoft.com/office/word/2006/wordml" xmlns:wps="http://schemas.microsoft.com/office/word/2010/wordprocessingShape" mc:Ignorable="w14 w15 w16se w16cid w16 w16cex w16sdtdh w16sdtfl w16du wp14">
   <w:endnote w:type="separator" w:id="-1">
     <w:p>
+      <w:pPr>
+        <w:spacing w:before="0" w:after="0"/>
+      </w:pPr>
       <w:r>
         <w:separator/>
       </w:r>
@@ -340,6 +313,9 @@
   </w:endnote>
   <w:endnote w:type="continuationSeparator" w:id="0">
     <w:p>
+      <w:pPr>
+        <w:spacing w:before="0" w:after="0"/>
+      </w:pPr>
       <w:r>
         <w:continuationSeparator/>
       </w:r>
@@ -380,6 +356,19 @@
             <w:rStyle w:val="PageNumber"/>
           </w:rPr>
           <w:instrText xml:space="preserve"> PAGE </w:instrText>
+        </w:r>
+        <w:r>
+          <w:rPr>
+            <w:rStyle w:val="PageNumber"/>
+          </w:rPr>
+          <w:fldChar w:fldCharType="separate"/>
+        </w:r>
+        <w:r>
+          <w:rPr>
+            <w:rStyle w:val="PageNumber"/>
+            <w:noProof/>
+          </w:rPr>
+          <w:t>18</w:t>
         </w:r>
         <w:r>
           <w:rPr>
@@ -481,6 +470,9 @@
 <w:footnotes xmlns:wpc="http://schemas.microsoft.com/office/word/2010/wordprocessingCanvas" xmlns:cx="http://schemas.microsoft.com/office/drawing/2014/chartex" xmlns:cx1="http://schemas.microsoft.com/office/drawing/2015/9/8/chartex" xmlns:cx2="http://schemas.microsoft.com/office/drawing/2015/10/21/chartex" xmlns:cx3="http://schemas.microsoft.com/office/drawing/2016/5/9/chartex" xmlns:cx4="http://schemas.microsoft.com/office/drawing/2016/5/10/chartex" xmlns:cx5="http://schemas.microsoft.com/office/drawing/2016/5/11/chartex" xmlns:cx6="http://schemas.microsoft.com/office/drawing/2016/5/12/chartex" xmlns:cx7="http://schemas.microsoft.com/office/drawing/2016/5/13/chartex" xmlns:cx8="http://schemas.microsoft.com/office/drawing/2016/5/14/chartex" xmlns:mc="http://schemas.openxmlformats.org/markup-compatibility/2006" xmlns:aink="http://schemas.microsoft.com/office/drawing/2016/ink" xmlns:am3d="http://schemas.microsoft.com/office/drawing/2017/model3d" xmlns:o="urn:schemas-microsoft-com:office:office" xmlns:oel="http://schemas.microsoft.com/office/2019/extlst" xmlns:r="http://schemas.openxmlformats.org/officeDocument/2006/relationships" xmlns:m="http://schemas.openxmlformats.org/officeDocument/2006/math" xmlns:v="urn:schemas-microsoft-com:vml" xmlns:wp14="http://schemas.microsoft.com/office/word/2010/wordprocessingDrawing" xmlns:wp="http://schemas.openxmlformats.org/drawingml/2006/wordprocessingDrawing" xmlns:w10="urn:schemas-microsoft-com:office:word" xmlns:w="http://schemas.openxmlformats.org/wordprocessingml/2006/main" xmlns:w14="http://schemas.microsoft.com/office/word/2010/wordml" xmlns:w15="http://schemas.microsoft.com/office/word/2012/wordml" xmlns:w16cex="http://schemas.microsoft.com/office/word/2018/wordml/cex" xmlns:w16cid="http://schemas.microsoft.com/office/word/2016/wordml/cid" xmlns:w16="http://schemas.microsoft.com/office/word/2018/wordml" xmlns:w16du="http://schemas.microsoft.com/office/word/2023/wordml/word16du" xmlns:w16sdtdh="http://schemas.microsoft.com/office/word/2020/wordml/sdtdatahash" xmlns:w16sdtfl="http://schemas.microsoft.com/office/word/2024/wordml/sdtformatlock" xmlns:w16se="http://schemas.microsoft.com/office/word/2015/wordml/symex" xmlns:wpg="http://schemas.microsoft.com/office/word/2010/wordprocessingGroup" xmlns:wpi="http://schemas.microsoft.com/office/word/2010/wordprocessingInk" xmlns:wne="http://schemas.microsoft.com/office/word/2006/wordml" xmlns:wps="http://schemas.microsoft.com/office/word/2010/wordprocessingShape" mc:Ignorable="w14 w15 w16se w16cid w16 w16cex w16sdtdh w16sdtfl w16du wp14">
   <w:footnote w:type="separator" w:id="-1">
     <w:p>
+      <w:pPr>
+        <w:spacing w:before="0" w:after="0"/>
+      </w:pPr>
       <w:r>
         <w:separator/>
       </w:r>
@@ -488,6 +480,9 @@
   </w:footnote>
   <w:footnote w:type="continuationSeparator" w:id="0">
     <w:p>
+      <w:pPr>
+        <w:spacing w:before="0" w:after="0"/>
+      </w:pPr>
       <w:r>
         <w:continuationSeparator/>
       </w:r>
@@ -2529,6 +2524,9 @@
   </w:num>
   <w:num w:numId="475" w16cid:durableId="675226135">
     <w:abstractNumId w:val="9"/>
+  </w:num>
+  <w:num w:numId="476" w16cid:durableId="914700603">
+    <w:abstractNumId w:val="10"/>
   </w:num>
 </w:numbering>
 </file>
@@ -2904,6 +2902,7 @@
     <w:name w:val="heading 1"/>
     <w:basedOn w:val="BodyText"/>
     <w:next w:val="BodyText"/>
+    <w:link w:val="Heading1Char"/>
     <w:uiPriority w:val="9"/>
     <w:qFormat/>
     <w:rsid w:val="00CB29DA"/>
@@ -2920,6 +2919,7 @@
     <w:name w:val="heading 2"/>
     <w:basedOn w:val="BodyText"/>
     <w:next w:val="BodyText"/>
+    <w:link w:val="Heading2Char"/>
     <w:uiPriority w:val="9"/>
     <w:unhideWhenUsed/>
     <w:qFormat/>
@@ -2937,6 +2937,7 @@
     <w:name w:val="heading 3"/>
     <w:basedOn w:val="BodyText"/>
     <w:next w:val="BodyText"/>
+    <w:link w:val="Heading3Char"/>
     <w:uiPriority w:val="9"/>
     <w:unhideWhenUsed/>
     <w:qFormat/>
@@ -2954,6 +2955,7 @@
     <w:name w:val="heading 4"/>
     <w:basedOn w:val="BodyText"/>
     <w:next w:val="BodyText"/>
+    <w:link w:val="Heading4Char"/>
     <w:uiPriority w:val="9"/>
     <w:unhideWhenUsed/>
     <w:qFormat/>
@@ -3110,6 +3112,7 @@
     <w:name w:val="Title"/>
     <w:basedOn w:val="Normal"/>
     <w:next w:val="BodyText"/>
+    <w:link w:val="TitleChar"/>
     <w:qFormat/>
     <w:rsid w:val="00E03987"/>
     <w:pPr>
@@ -3822,6 +3825,72 @@
         <w:insideV w:val="single" w:sz="4" w:space="0" w:color="auto"/>
       </w:tblBorders>
     </w:tblPr>
+  </w:style>
+  <w:style w:type="character" w:customStyle="1" w:styleId="Heading1Char">
+    <w:name w:val="Heading 1 Char"/>
+    <w:basedOn w:val="DefaultParagraphFont"/>
+    <w:link w:val="Heading1"/>
+    <w:uiPriority w:val="9"/>
+    <w:rsid w:val="00935CFD"/>
+    <w:rPr>
+      <w:rFonts w:ascii="Times" w:hAnsi="Times"/>
+      <w:b/>
+      <w:bCs/>
+      <w:smallCaps/>
+      <w:color w:val="000000" w:themeColor="text1"/>
+    </w:rPr>
+  </w:style>
+  <w:style w:type="character" w:customStyle="1" w:styleId="Heading2Char">
+    <w:name w:val="Heading 2 Char"/>
+    <w:basedOn w:val="DefaultParagraphFont"/>
+    <w:link w:val="Heading2"/>
+    <w:uiPriority w:val="9"/>
+    <w:rsid w:val="00935CFD"/>
+    <w:rPr>
+      <w:rFonts w:ascii="Times" w:hAnsi="Times"/>
+      <w:b/>
+      <w:bCs/>
+      <w:color w:val="000000" w:themeColor="text1"/>
+    </w:rPr>
+  </w:style>
+  <w:style w:type="character" w:customStyle="1" w:styleId="Heading3Char">
+    <w:name w:val="Heading 3 Char"/>
+    <w:basedOn w:val="DefaultParagraphFont"/>
+    <w:link w:val="Heading3"/>
+    <w:uiPriority w:val="9"/>
+    <w:rsid w:val="00935CFD"/>
+    <w:rPr>
+      <w:rFonts w:ascii="Times" w:hAnsi="Times"/>
+      <w:i/>
+      <w:iCs/>
+      <w:color w:val="000000" w:themeColor="text1"/>
+    </w:rPr>
+  </w:style>
+  <w:style w:type="character" w:customStyle="1" w:styleId="Heading4Char">
+    <w:name w:val="Heading 4 Char"/>
+    <w:basedOn w:val="DefaultParagraphFont"/>
+    <w:link w:val="Heading4"/>
+    <w:uiPriority w:val="9"/>
+    <w:rsid w:val="00935CFD"/>
+    <w:rPr>
+      <w:rFonts w:ascii="Times" w:hAnsi="Times"/>
+      <w:color w:val="000000" w:themeColor="text1"/>
+      <w:u w:val="single"/>
+    </w:rPr>
+  </w:style>
+  <w:style w:type="character" w:customStyle="1" w:styleId="TitleChar">
+    <w:name w:val="Title Char"/>
+    <w:basedOn w:val="DefaultParagraphFont"/>
+    <w:link w:val="Title"/>
+    <w:rsid w:val="00935CFD"/>
+    <w:rPr>
+      <w:rFonts w:ascii="Times" w:eastAsiaTheme="majorEastAsia" w:hAnsi="Times" w:cstheme="majorBidi"/>
+      <w:b/>
+      <w:bCs/>
+      <w:color w:val="000000" w:themeColor="text1"/>
+      <w:sz w:val="28"/>
+      <w:szCs w:val="28"/>
+    </w:rPr>
   </w:style>
 </w:styles>
 </file>
